--- a/docs/taller-6/CampusFix_Actividad_Evaluable_06_Base_de_Datos_Cloud.docx
+++ b/docs/taller-6/CampusFix_Actividad_Evaluable_06_Base_de_Datos_Cloud.docx
@@ -185,7 +185,7 @@
                 <w:color w:val="202D3A"/>
                 <w:sz w:val="20"/>
               </w:rPr>
-              <w:t>Ingenieria de Sistemas</w:t>
+              <w:t>Ingenieria Mecatronica</w:t>
             </w:r>
           </w:p>
         </w:tc>
